--- a/word_reports/LP_0025_위치_326_Various Artists_The Bast .docx
+++ b/word_reports/LP_0025_위치_326_Various Artists_The Bast .docx
@@ -4,7 +4,7 @@
   <w:body>
     <w:p>
       <w:pPr>
-        <w:spacing w:after="280"/>
+        <w:spacing w:after="80"/>
       </w:pPr>
       <w:r>
         <w:rPr w:rFonts="맑은 고딕">
@@ -13,94 +13,47 @@
           <w:color w:val="1E3A8A"/>
           <w:sz w:val="30"/>
         </w:rPr>
-        <w:t>[326] Various Artists - The Bast of Golden Canzone</w:t>
+        <w:t>Various Artists - The Bast of Golden Canzone</w:t>
       </w:r>
     </w:p>
     <w:p>
       <w:pPr>
-        <w:spacing w:after="320"/>
+        <w:spacing w:after="240"/>
       </w:pPr>
       <w:r>
         <w:rPr w:rFonts="맑은 고딕">
           <w:rFonts w:ascii="맑은 고딕" w:hAnsi="맑은 고딕" w:eastAsia="맑은 고딕"/>
           <w:b/>
-          <w:sz w:val="20"/>
+          <w:color w:val="4B5563"/>
+          <w:sz w:val="22"/>
         </w:rPr>
-        <w:t>■ 위치 : 326</w:t>
-        <w:br/>
-      </w:r>
-      <w:r>
-        <w:rPr w:rFonts="맑은 고딕">
-          <w:rFonts w:ascii="맑은 고딕" w:hAnsi="맑은 고딕" w:eastAsia="맑은 고딕"/>
-          <w:b/>
-          <w:sz w:val="20"/>
-        </w:rPr>
-        <w:t>■ 아티스트 : Various Artists</w:t>
-        <w:br/>
-      </w:r>
-      <w:r>
-        <w:rPr w:rFonts="맑은 고딕">
-          <w:rFonts w:ascii="맑은 고딕" w:hAnsi="맑은 고딕" w:eastAsia="맑은 고딕"/>
-          <w:b/>
-          <w:sz w:val="20"/>
-        </w:rPr>
-        <w:t>■ 앨범명 : The Bast of Golden Canzone</w:t>
-        <w:br/>
-      </w:r>
-      <w:r>
-        <w:rPr w:rFonts="맑은 고딕">
-          <w:rFonts w:ascii="맑은 고딕" w:hAnsi="맑은 고딕" w:eastAsia="맑은 고딕"/>
-          <w:b w:val="0"/>
-          <w:sz w:val="20"/>
-        </w:rPr>
-        <w:t>■ 음반 레이블 : Seven Seas / Fonit Cetra</w:t>
-        <w:br/>
-      </w:r>
-      <w:r>
-        <w:rPr w:rFonts="맑은 고딕">
-          <w:rFonts w:ascii="맑은 고딕" w:hAnsi="맑은 고딕" w:eastAsia="맑은 고딕"/>
-          <w:b w:val="0"/>
-          <w:sz w:val="20"/>
-        </w:rPr>
-        <w:t>■ 발매년도 : 1973</w:t>
-        <w:br/>
-      </w:r>
-      <w:r>
-        <w:rPr w:rFonts="맑은 고딕">
-          <w:rFonts w:ascii="맑은 고딕" w:hAnsi="맑은 고딕" w:eastAsia="맑은 고딕"/>
-          <w:b w:val="0"/>
-          <w:sz w:val="20"/>
-        </w:rPr>
-        <w:t>■ 장르 : Canzone (이탈리안 팝 / 칸초네)</w:t>
-        <w:br/>
-      </w:r>
-      <w:r>
-        <w:rPr w:rFonts="맑은 고딕">
-          <w:rFonts w:ascii="맑은 고딕" w:hAnsi="맑은 고딕" w:eastAsia="맑은 고딕"/>
-          <w:b w:val="0"/>
-          <w:sz w:val="20"/>
-        </w:rPr>
-        <w:t>■ 주요 수록곡 : 1. Gigliola Cinquetti - Non Ho L'Età (나이도 어린데)</w:t>
-        <w:br/>
+        <w:t>위치 :  326</w:t>
       </w:r>
     </w:p>
     <w:p>
       <w:pPr>
-        <w:spacing w:after="160"/>
+        <w:spacing w:line="324" w:lineRule="auto" w:before="80" w:after="160"/>
       </w:pPr>
       <w:r>
         <w:rPr w:rFonts="맑은 고딕">
           <w:rFonts w:ascii="맑은 고딕" w:hAnsi="맑은 고딕" w:eastAsia="맑은 고딕"/>
           <w:b/>
           <w:color w:val="1F2937"/>
-          <w:sz w:val="24"/>
+          <w:sz w:val="22"/>
         </w:rPr>
-        <w:t>■ 음반 해설 및 감상 가이드</w:t>
+        <w:t xml:space="preserve">[음반 소개] </w:t>
+      </w:r>
+      <w:r>
+        <w:rPr w:rFonts="맑은 고딕">
+          <w:rFonts w:ascii="맑은 고딕" w:hAnsi="맑은 고딕" w:eastAsia="맑은 고딕"/>
+          <w:b w:val="0"/>
+          <w:sz w:val="21"/>
+        </w:rPr>
       </w:r>
     </w:p>
     <w:p>
       <w:pPr>
-        <w:spacing w:line="312" w:lineRule="auto" w:after="120"/>
+        <w:spacing w:line="324" w:lineRule="auto" w:after="120"/>
       </w:pPr>
       <w:r>
         <w:rPr w:rFonts="맑은 고딕">
@@ -108,51 +61,516 @@
           <w:b w:val="0"/>
           <w:sz w:val="21"/>
         </w:rPr>
-        <w:t>1960년대와 70년대에 걸쳐 전 세계 음악 팬들의 가슴을 울렸던 이탈리아 대중음악의 황금기를 한 장의 LP로 집대성한 명작 컴필레이션 음반입니다. 산레모 가요제(Festival di Sanremo)를 중심으로 찬란하게 꽃피운 이탈리안 칸초네는 유럽의 전통적인 클래식 감성과 현대적인 팝 멜로디가 오묘하게 결합된 독자적인 장르였습니다. 본 음반은 그 시절 한국 팬들에게도 뜨거운 사랑을 받았던 거장들의 대표곡만을 엄선하여, 서정적이면서도 비장미 넘치는 칸초네 특유의 신화적 아우라를 선명하게 전해줍니다.</w:t>
+        <w:t>지중해의 눈부신 태양과 낭만적인 파도 소리가 아로새겨진 이탈리아 칸초네의 황금기를 단 한 장의 바이닐로 압축한 명품 컴필레이션 음반입니다. 1960년대와 70년대를 풍미하며 전 세계인의 가슴을 적셨던 애틋한 멜로디와 이탈리아 특유의 폭발적이면서도 감미로운 보컬 미학이 유려하게 펼쳐집니다. 언어의 장벽을 뛰어넘어 인간 본연의 고독과 열정을 노래하는 거장들의 숨결은 세월이 흘러도 변치 않는 낭만의 정수를 선사합니다. 시대의 노스탤지어를 품은 이 음반은 아날로그 턴테이블 위에서 비로소 그 찬란한 황금빛 감동의 실체를 오롯이 드러냅니다.</w:t>
       </w:r>
     </w:p>
     <w:p>
       <w:pPr>
-        <w:spacing w:line="312" w:lineRule="auto" w:after="120"/>
+        <w:spacing w:line="324" w:lineRule="auto" w:before="200" w:after="80"/>
       </w:pPr>
+      <w:r>
+        <w:rPr w:rFonts="맑은 고딕">
+          <w:rFonts w:ascii="맑은 고딕" w:hAnsi="맑은 고딕" w:eastAsia="맑은 고딕"/>
+          <w:b/>
+          <w:color w:val="1E3A8A"/>
+          <w:sz w:val="24"/>
+        </w:rPr>
+        <w:t>1. 음반 데이터</w:t>
+      </w:r>
+    </w:p>
+    <w:p>
+      <w:pPr>
+        <w:spacing w:line="324" w:lineRule="auto" w:after="80"/>
+      </w:pPr>
+      <w:r>
+        <w:rPr w:rFonts="맑은 고딕">
+          <w:rFonts w:ascii="맑은 고딕" w:hAnsi="맑은 고딕" w:eastAsia="맑은 고딕"/>
+          <w:b w:val="0"/>
+          <w:color w:val="6B7280"/>
+          <w:sz w:val="21"/>
+        </w:rPr>
+        <w:t xml:space="preserve">· </w:t>
+      </w:r>
+      <w:r>
+        <w:rPr w:rFonts="맑은 고딕">
+          <w:rFonts w:ascii="맑은 고딕" w:hAnsi="맑은 고딕" w:eastAsia="맑은 고딕"/>
+          <w:b/>
+          <w:color w:val="1F2937"/>
+          <w:sz w:val="21"/>
+        </w:rPr>
+        <w:t xml:space="preserve">앨범명: </w:t>
+      </w:r>
       <w:r>
         <w:rPr w:rFonts="맑은 고딕">
           <w:rFonts w:ascii="맑은 고딕" w:hAnsi="맑은 고딕" w:eastAsia="맑은 고딕"/>
           <w:b w:val="0"/>
           <w:sz w:val="21"/>
         </w:rPr>
-        <w:t>이 음반의 음악적 가치는 이탈리아 성악의 기반이라 할 수 있는 '벨칸토(Bel Canto)' 창법과 웅장한 오케스트레이션이 만들어내는 압도적인 가창력에 있습니다. 출연진들의 보컬은 단순한 노래를 넘어 한 편의 시극(詩劇)을 감상하는 듯한 드라마틱한 감정 선율을 선사합니다. 호화로운 현악 편곡과 풍부한 중저음의 사운드 스케이프는 아날로그 바이닐 매체와 완벽한 조화를 이루며, 듣는 이로 하여금 지중해의 선선한 바람과 붉은 노을을 떠올리게 만듭니다.</w:t>
+        <w:t>The Bast of Golden Canzone</w:t>
       </w:r>
     </w:p>
     <w:p>
       <w:pPr>
-        <w:spacing w:line="312" w:lineRule="auto" w:after="120"/>
+        <w:spacing w:line="324" w:lineRule="auto" w:after="80"/>
       </w:pPr>
+      <w:r>
+        <w:rPr w:rFonts="맑은 고딕">
+          <w:rFonts w:ascii="맑은 고딕" w:hAnsi="맑은 고딕" w:eastAsia="맑은 고딕"/>
+          <w:b w:val="0"/>
+          <w:color w:val="6B7280"/>
+          <w:sz w:val="21"/>
+        </w:rPr>
+        <w:t xml:space="preserve">· </w:t>
+      </w:r>
+      <w:r>
+        <w:rPr w:rFonts="맑은 고딕">
+          <w:rFonts w:ascii="맑은 고딕" w:hAnsi="맑은 고딕" w:eastAsia="맑은 고딕"/>
+          <w:b/>
+          <w:color w:val="1F2937"/>
+          <w:sz w:val="21"/>
+        </w:rPr>
+        <w:t xml:space="preserve">아티스트: </w:t>
+      </w:r>
       <w:r>
         <w:rPr w:rFonts="맑은 고딕">
           <w:rFonts w:ascii="맑은 고딕" w:hAnsi="맑은 고딕" w:eastAsia="맑은 고딕"/>
           <w:b w:val="0"/>
           <w:sz w:val="21"/>
         </w:rPr>
-        <w:t>수록곡의 면면 역시 화려함의 극치를 보여줍니다. 질리오라 친퀘티(Gigliola Cinquetti)의 청아하고 순수한 음색이 돋보이는 'Non Ho L'Età'는 정갈한 아름다움을 선사하며, '여신' 밀바(Milva)가 부르는 'L'Immensità'는 한층 깊은 절망과 희망을 오가는 압도적인 보컬 성량을 체감하게 합니다. 또한 칸초네의 대명사 도메니코 모두뇨(Domenico Modugno)의 'Volare'가 전해주는 쾌감과 바비 솔로(Bobby Solo)의 로맨틱하고 부드러운 감성은 앨범의 입체적인 결을 더욱 풍성하게 채워줍니다.</w:t>
+        <w:t>Various Artists</w:t>
       </w:r>
     </w:p>
     <w:p>
       <w:pPr>
-        <w:spacing w:line="312" w:lineRule="auto" w:after="120"/>
+        <w:spacing w:line="324" w:lineRule="auto" w:after="80"/>
       </w:pPr>
+      <w:r>
+        <w:rPr w:rFonts="맑은 고딕">
+          <w:rFonts w:ascii="맑은 고딕" w:hAnsi="맑은 고딕" w:eastAsia="맑은 고딕"/>
+          <w:b w:val="0"/>
+          <w:color w:val="6B7280"/>
+          <w:sz w:val="21"/>
+        </w:rPr>
+        <w:t xml:space="preserve">· </w:t>
+      </w:r>
+      <w:r>
+        <w:rPr w:rFonts="맑은 고딕">
+          <w:rFonts w:ascii="맑은 고딕" w:hAnsi="맑은 고딕" w:eastAsia="맑은 고딕"/>
+          <w:b/>
+          <w:color w:val="1F2937"/>
+          <w:sz w:val="21"/>
+        </w:rPr>
+        <w:t xml:space="preserve">발매 정보: </w:t>
+      </w:r>
       <w:r>
         <w:rPr w:rFonts="맑은 고딕">
           <w:rFonts w:ascii="맑은 고딕" w:hAnsi="맑은 고딕" w:eastAsia="맑은 고딕"/>
           <w:b w:val="0"/>
           <w:sz w:val="21"/>
         </w:rPr>
-        <w:t>음악적 유산으로서 이 LP는 단순히 흘러간 옛 노래의 모음집이 아닌, 대중음악사에서 가장 찬란했던 한 시대의 낭만과 예술성을 간직한 보석함과 같습니다. 따뜻한 질감의 아날로그 LP 바늘을 통해 흘러나오는 웅장한 현악 선율과 열정적인 가창은 잊혀졌던 감성을 자극하기에 충분합니다. 음악적 깊이와 대중성을 동시에 갖춘 이 앨범은 칸초네 입문자는 물론 클래식 팝 컬렉터에게도 영원한 감동을 선사할 명반입니다.</w:t>
+        <w:t>1960~70년대 산레모 가요제(Festival di Sanremo)를 중심으로 전성기를 구가했던 이탈리아 명곡들을 엄선하여 1970~80년대 한국 및 글로벌 팝 시장 애호가들을 위해 기획·발매된 정통 칸초네 옴니버스 앨범입니다.</w:t>
+      </w:r>
+    </w:p>
+    <w:p>
+      <w:pPr>
+        <w:spacing w:line="324" w:lineRule="auto" w:after="80"/>
+      </w:pPr>
+      <w:r>
+        <w:rPr w:rFonts="맑은 고딕">
+          <w:rFonts w:ascii="맑은 고딕" w:hAnsi="맑은 고딕" w:eastAsia="맑은 고딕"/>
+          <w:b w:val="0"/>
+          <w:color w:val="6B7280"/>
+          <w:sz w:val="21"/>
+        </w:rPr>
+        <w:t xml:space="preserve">· </w:t>
+      </w:r>
+      <w:r>
+        <w:rPr w:rFonts="맑은 고딕">
+          <w:rFonts w:ascii="맑은 고딕" w:hAnsi="맑은 고딕" w:eastAsia="맑은 고딕"/>
+          <w:b/>
+          <w:color w:val="1F2937"/>
+          <w:sz w:val="21"/>
+        </w:rPr>
+        <w:t xml:space="preserve">LP 인기도(판매량): </w:t>
+      </w:r>
+      <w:r>
+        <w:rPr w:rFonts="맑은 고딕">
+          <w:rFonts w:ascii="맑은 고딕" w:hAnsi="맑은 고딕" w:eastAsia="맑은 고딕"/>
+          <w:b w:val="0"/>
+          <w:sz w:val="21"/>
+        </w:rPr>
+        <w:t>발매 당시 국내 음악 감상실과 라디오 심야 음악 프로그램을 중심으로 선풍적인 인기를 끌었으며, 감성적인 칸초네를 사랑하던 국내 팝 애호가들의 필청 음반으로 자리 잡으며 꾸준한 스테디셀러를 기록했습니다.</w:t>
+      </w:r>
+    </w:p>
+    <w:p>
+      <w:pPr>
+        <w:spacing w:line="324" w:lineRule="auto" w:after="80"/>
+      </w:pPr>
+      <w:r>
+        <w:rPr w:rFonts="맑은 고딕">
+          <w:rFonts w:ascii="맑은 고딕" w:hAnsi="맑은 고딕" w:eastAsia="맑은 고딕"/>
+          <w:b w:val="0"/>
+          <w:color w:val="6B7280"/>
+          <w:sz w:val="21"/>
+        </w:rPr>
+        <w:t xml:space="preserve">· </w:t>
+      </w:r>
+      <w:r>
+        <w:rPr w:rFonts="맑은 고딕">
+          <w:rFonts w:ascii="맑은 고딕" w:hAnsi="맑은 고딕" w:eastAsia="맑은 고딕"/>
+          <w:b/>
+          <w:color w:val="1F2937"/>
+          <w:sz w:val="21"/>
+        </w:rPr>
+        <w:t xml:space="preserve">각종 수상경력: </w:t>
+      </w:r>
+      <w:r>
+        <w:rPr w:rFonts="맑은 고딕">
+          <w:rFonts w:ascii="맑은 고딕" w:hAnsi="맑은 고딕" w:eastAsia="맑은 고딕"/>
+          <w:b w:val="0"/>
+          <w:sz w:val="21"/>
+        </w:rPr>
+        <w:t>앨범에 수록된 개별 곡 다수가 세계 최고 권위의 칸초네 축제인 산레모 가요제 그랑프리 및 입상 경력을 자랑하며, 세계 유수의 음악 차트를 석권했던 불후의 명작들로 공인받고 있습니다.</w:t>
+      </w:r>
+    </w:p>
+    <w:p>
+      <w:pPr>
+        <w:spacing w:line="324" w:lineRule="auto" w:before="200" w:after="80"/>
+      </w:pPr>
+      <w:r>
+        <w:rPr w:rFonts="맑은 고딕">
+          <w:rFonts w:ascii="맑은 고딕" w:hAnsi="맑은 고딕" w:eastAsia="맑은 고딕"/>
+          <w:b/>
+          <w:color w:val="1E3A8A"/>
+          <w:sz w:val="24"/>
+        </w:rPr>
+        <w:t>2. 아티스트 정보</w:t>
+      </w:r>
+    </w:p>
+    <w:p>
+      <w:pPr>
+        <w:spacing w:line="324" w:lineRule="auto" w:after="80"/>
+      </w:pPr>
+      <w:r>
+        <w:rPr w:rFonts="맑은 고딕">
+          <w:rFonts w:ascii="맑은 고딕" w:hAnsi="맑은 고딕" w:eastAsia="맑은 고딕"/>
+          <w:b w:val="0"/>
+          <w:color w:val="6B7280"/>
+          <w:sz w:val="21"/>
+        </w:rPr>
+        <w:t xml:space="preserve">· </w:t>
+      </w:r>
+      <w:r>
+        <w:rPr w:rFonts="맑은 고딕">
+          <w:rFonts w:ascii="맑은 고딕" w:hAnsi="맑은 고딕" w:eastAsia="맑은 고딕"/>
+          <w:b/>
+          <w:color w:val="1F2937"/>
+          <w:sz w:val="21"/>
+        </w:rPr>
+        <w:t xml:space="preserve">국적: </w:t>
+      </w:r>
+      <w:r>
+        <w:rPr w:rFonts="맑은 고딕">
+          <w:rFonts w:ascii="맑은 고딕" w:hAnsi="맑은 고딕" w:eastAsia="맑은 고딕"/>
+          <w:b w:val="0"/>
+          <w:sz w:val="21"/>
+        </w:rPr>
+        <w:t>이탈리아 (Italy)</w:t>
+      </w:r>
+    </w:p>
+    <w:p>
+      <w:pPr>
+        <w:spacing w:line="324" w:lineRule="auto" w:after="80"/>
+      </w:pPr>
+      <w:r>
+        <w:rPr w:rFonts="맑은 고딕">
+          <w:rFonts w:ascii="맑은 고딕" w:hAnsi="맑은 고딕" w:eastAsia="맑은 고딕"/>
+          <w:b w:val="0"/>
+          <w:color w:val="6B7280"/>
+          <w:sz w:val="21"/>
+        </w:rPr>
+        <w:t xml:space="preserve">· </w:t>
+      </w:r>
+      <w:r>
+        <w:rPr w:rFonts="맑은 고딕">
+          <w:rFonts w:ascii="맑은 고딕" w:hAnsi="맑은 고딕" w:eastAsia="맑은 고딕"/>
+          <w:b/>
+          <w:color w:val="1F2937"/>
+          <w:sz w:val="21"/>
+        </w:rPr>
+        <w:t xml:space="preserve">생몰년도: </w:t>
+      </w:r>
+      <w:r>
+        <w:rPr w:rFonts="맑은 고딕">
+          <w:rFonts w:ascii="맑은 고딕" w:hAnsi="맑은 고딕" w:eastAsia="맑은 고딕"/>
+          <w:b w:val="0"/>
+          <w:sz w:val="21"/>
+        </w:rPr>
+        <w:t>1960년대 ~ 1970년대 전성기 활동 (음반 수록 아티스트 연합)</w:t>
+      </w:r>
+    </w:p>
+    <w:p>
+      <w:pPr>
+        <w:spacing w:line="324" w:lineRule="auto" w:after="80"/>
+      </w:pPr>
+      <w:r>
+        <w:rPr w:rFonts="맑은 고딕">
+          <w:rFonts w:ascii="맑은 고딕" w:hAnsi="맑은 고딕" w:eastAsia="맑은 고딕"/>
+          <w:b w:val="0"/>
+          <w:color w:val="6B7280"/>
+          <w:sz w:val="21"/>
+        </w:rPr>
+        <w:t xml:space="preserve">· </w:t>
+      </w:r>
+      <w:r>
+        <w:rPr w:rFonts="맑은 고딕">
+          <w:rFonts w:ascii="맑은 고딕" w:hAnsi="맑은 고딕" w:eastAsia="맑은 고딕"/>
+          <w:b/>
+          <w:color w:val="1F2937"/>
+          <w:sz w:val="21"/>
+        </w:rPr>
+        <w:t xml:space="preserve">그룹 소속: </w:t>
+      </w:r>
+      <w:r>
+        <w:rPr w:rFonts="맑은 고딕">
+          <w:rFonts w:ascii="맑은 고딕" w:hAnsi="맑은 고딕" w:eastAsia="맑은 고딕"/>
+          <w:b w:val="0"/>
+          <w:sz w:val="21"/>
+        </w:rPr>
+        <w:t>옴니버스 컴필레이션 (Various Artists)</w:t>
+      </w:r>
+    </w:p>
+    <w:p>
+      <w:pPr>
+        <w:spacing w:line="324" w:lineRule="auto" w:after="80"/>
+      </w:pPr>
+      <w:r>
+        <w:rPr w:rFonts="맑은 고딕">
+          <w:rFonts w:ascii="맑은 고딕" w:hAnsi="맑은 고딕" w:eastAsia="맑은 고딕"/>
+          <w:b w:val="0"/>
+          <w:color w:val="6B7280"/>
+          <w:sz w:val="21"/>
+        </w:rPr>
+        <w:t xml:space="preserve">· </w:t>
+      </w:r>
+      <w:r>
+        <w:rPr w:rFonts="맑은 고딕">
+          <w:rFonts w:ascii="맑은 고딕" w:hAnsi="맑은 고딕" w:eastAsia="맑은 고딕"/>
+          <w:b/>
+          <w:color w:val="1F2937"/>
+          <w:sz w:val="21"/>
+        </w:rPr>
+        <w:t xml:space="preserve">아티스트 소개: </w:t>
+      </w:r>
+      <w:r>
+        <w:rPr w:rFonts="맑은 고딕">
+          <w:rFonts w:ascii="맑은 고딕" w:hAnsi="맑은 고딕" w:eastAsia="맑은 고딕"/>
+          <w:b w:val="0"/>
+          <w:sz w:val="21"/>
+        </w:rPr>
+        <w:t>질리오라 칭케티(Gigliola Cinquetti), 보비 솔로(Bobby Solo), 밀바(Milva) 등 이탈리아 칸초네의 르네상스를 이끌었던 전설적인 보컬리스트들이 한자리에 모였습니다. 이들은 벨칸토 창법의 유려함과 대중음악의 서정성을 완벽하게 결합하여 현대 팝 발라드의 기틀을 다졌으며, 독보적인 가창력과 예술성으로 세계 팝 역사에 굵직한 족적을 남겼습니다.</w:t>
+      </w:r>
+    </w:p>
+    <w:p>
+      <w:pPr>
+        <w:spacing w:line="324" w:lineRule="auto" w:before="200" w:after="80"/>
+      </w:pPr>
+      <w:r>
+        <w:rPr w:rFonts="맑은 고딕">
+          <w:rFonts w:ascii="맑은 고딕" w:hAnsi="맑은 고딕" w:eastAsia="맑은 고딕"/>
+          <w:b/>
+          <w:color w:val="1E3A8A"/>
+          <w:sz w:val="24"/>
+        </w:rPr>
+        <w:t>3. 음반 상세 분석</w:t>
+      </w:r>
+    </w:p>
+    <w:p>
+      <w:pPr>
+        <w:spacing w:line="324" w:lineRule="auto" w:after="80"/>
+      </w:pPr>
+      <w:r>
+        <w:rPr w:rFonts="맑은 고딕">
+          <w:rFonts w:ascii="맑은 고딕" w:hAnsi="맑은 고딕" w:eastAsia="맑은 고딕"/>
+          <w:b w:val="0"/>
+          <w:color w:val="6B7280"/>
+          <w:sz w:val="21"/>
+        </w:rPr>
+        <w:t xml:space="preserve">· </w:t>
+      </w:r>
+      <w:r>
+        <w:rPr w:rFonts="맑은 고딕">
+          <w:rFonts w:ascii="맑은 고딕" w:hAnsi="맑은 고딕" w:eastAsia="맑은 고딕"/>
+          <w:b/>
+          <w:color w:val="1F2937"/>
+          <w:sz w:val="21"/>
+        </w:rPr>
+        <w:t xml:space="preserve">역사적 위치: </w:t>
+      </w:r>
+      <w:r>
+        <w:rPr w:rFonts="맑은 고딕">
+          <w:rFonts w:ascii="맑은 고딕" w:hAnsi="맑은 고딕" w:eastAsia="맑은 고딕"/>
+          <w:b w:val="0"/>
+          <w:sz w:val="21"/>
+        </w:rPr>
+        <w:t>영미권 팝 음악이 주류를 이루던 세계 대중음악사에서 라틴 문화권 특유의 낭만과 극적인 멜로디 라인으로 독자적인 예술 영역을 구축했던 유로피언 팝의 정점을 기록한 앨범입니다. 한 곡 한 곡이 완벽한 기승전결과 오케스트레이션을 품고 있어, 칸초네라는 장르가 지닌 음악적 완성도를 조망할 수 있는 중요한 사료적 가치를 지닙니다.</w:t>
+      </w:r>
+    </w:p>
+    <w:p>
+      <w:pPr>
+        <w:spacing w:line="324" w:lineRule="auto" w:after="80"/>
+      </w:pPr>
+      <w:r>
+        <w:rPr w:rFonts="맑은 고딕">
+          <w:rFonts w:ascii="맑은 고딕" w:hAnsi="맑은 고딕" w:eastAsia="맑은 고딕"/>
+          <w:b w:val="0"/>
+          <w:color w:val="6B7280"/>
+          <w:sz w:val="21"/>
+        </w:rPr>
+        <w:t xml:space="preserve">· </w:t>
+      </w:r>
+      <w:r>
+        <w:rPr w:rFonts="맑은 고딕">
+          <w:rFonts w:ascii="맑은 고딕" w:hAnsi="맑은 고딕" w:eastAsia="맑은 고딕"/>
+          <w:b/>
+          <w:color w:val="1F2937"/>
+          <w:sz w:val="21"/>
+        </w:rPr>
+        <w:t xml:space="preserve">시대의 흔적(스토리텔링): </w:t>
+      </w:r>
+      <w:r>
+        <w:rPr w:rFonts="맑은 고딕">
+          <w:rFonts w:ascii="맑은 고딕" w:hAnsi="맑은 고딕" w:eastAsia="맑은 고딕"/>
+          <w:b w:val="0"/>
+          <w:sz w:val="21"/>
+        </w:rPr>
+        <w:t>1970~80년대 갈색 원목 턴테이블과 음악다방의 DJ 부스에서 청춘을 보낸 세대들에게 칸초네는 순수했던 첫사랑의 설렘이자 아련한 그리움의 상징이었습니다. 번안 가요로도 널리 불리며 당대 한국 청년 문화의 감수성을 지배했던 이 곡들은, 음반에 깃든 미세한 스크래치 잡음조차 그 시절의 낭만적 풍경으로 치환시키는 짙은 시대의 향수를 머금고 있습니다.</w:t>
+      </w:r>
+    </w:p>
+    <w:p>
+      <w:pPr>
+        <w:spacing w:line="324" w:lineRule="auto" w:before="200" w:after="80"/>
+      </w:pPr>
+      <w:r>
+        <w:rPr w:rFonts="맑은 고딕">
+          <w:rFonts w:ascii="맑은 고딕" w:hAnsi="맑은 고딕" w:eastAsia="맑은 고딕"/>
+          <w:b/>
+          <w:color w:val="1E3A8A"/>
+          <w:sz w:val="24"/>
+        </w:rPr>
+        <w:t>4. 주요 수록곡 및 감상 제언</w:t>
+      </w:r>
+    </w:p>
+    <w:p>
+      <w:pPr>
+        <w:spacing w:line="324" w:lineRule="auto" w:after="80"/>
+      </w:pPr>
+      <w:r>
+        <w:rPr w:rFonts="맑은 고딕">
+          <w:rFonts w:ascii="맑은 고딕" w:hAnsi="맑은 고딕" w:eastAsia="맑은 고딕"/>
+          <w:b w:val="0"/>
+          <w:color w:val="6B7280"/>
+          <w:sz w:val="21"/>
+        </w:rPr>
+        <w:t xml:space="preserve">· </w:t>
+      </w:r>
+      <w:r>
+        <w:rPr w:rFonts="맑은 고딕">
+          <w:rFonts w:ascii="맑은 고딕" w:hAnsi="맑은 고딕" w:eastAsia="맑은 고딕"/>
+          <w:b/>
+          <w:color w:val="1F2937"/>
+          <w:sz w:val="21"/>
+        </w:rPr>
+        <w:t xml:space="preserve">주요 수록곡 특징: </w:t>
+      </w:r>
+      <w:r>
+        <w:rPr w:rFonts="맑은 고딕">
+          <w:rFonts w:ascii="맑은 고딕" w:hAnsi="맑은 고딕" w:eastAsia="맑은 고딕"/>
+          <w:b w:val="0"/>
+          <w:sz w:val="21"/>
+        </w:rPr>
+        <w:t>질리오라 칭케티의 맑고 청아한 음색이 빛나는 'Non Ho L'Età(나이도 어린데)', 보비 솔로의 감미로운 저음이 심금을 울리는 'Una Lacrima Sul Viso(뺨에 흐르는 눈물)', 칸초네의 여왕 밀바의 드라마틱하고 비장미 넘치는 명곡들이 포진해 있어 지중해풍 멜로드라마의 진수를 만끽할 수 있습니다.</w:t>
+      </w:r>
+    </w:p>
+    <w:p>
+      <w:pPr>
+        <w:spacing w:line="324" w:lineRule="auto" w:after="80"/>
+      </w:pPr>
+      <w:r>
+        <w:rPr w:rFonts="맑은 고딕">
+          <w:rFonts w:ascii="맑은 고딕" w:hAnsi="맑은 고딕" w:eastAsia="맑은 고딕"/>
+          <w:b w:val="0"/>
+          <w:color w:val="6B7280"/>
+          <w:sz w:val="21"/>
+        </w:rPr>
+        <w:t xml:space="preserve">· </w:t>
+      </w:r>
+      <w:r>
+        <w:rPr w:rFonts="맑은 고딕">
+          <w:rFonts w:ascii="맑은 고딕" w:hAnsi="맑은 고딕" w:eastAsia="맑은 고딕"/>
+          <w:b/>
+          <w:color w:val="1F2937"/>
+          <w:sz w:val="21"/>
+        </w:rPr>
+        <w:t xml:space="preserve">빈티지 감상 제언: </w:t>
+      </w:r>
+      <w:r>
+        <w:rPr w:rFonts="맑은 고딕">
+          <w:rFonts w:ascii="맑은 고딕" w:hAnsi="맑은 고딕" w:eastAsia="맑은 고딕"/>
+          <w:b w:val="0"/>
+          <w:sz w:val="21"/>
+        </w:rPr>
+        <w:t>풍성한 현악 오케스트레이션과 보컬의 비브라토가 돋보이는 음반인 만큼, 중음역이 따뜻하고 밀도 높게 표현되는 진공관 앰프와 다이내믹 레인지가 넓은 빈티지 스피커의 매칭을 권합니다. LP 특유의 그루브를 긁는 바늘 끝에서 피어오르는 보컬의 질감은 디지털 음원에서는 결코 흉내 낼 수 없는 깊은 공간감과 온기를 전해줍니다.</w:t>
+      </w:r>
+    </w:p>
+    <w:p>
+      <w:pPr>
+        <w:spacing w:line="324" w:lineRule="auto" w:after="80"/>
+      </w:pPr>
+      <w:r>
+        <w:rPr w:rFonts="맑은 고딕">
+          <w:rFonts w:ascii="맑은 고딕" w:hAnsi="맑은 고딕" w:eastAsia="맑은 고딕"/>
+          <w:b w:val="0"/>
+          <w:color w:val="6B7280"/>
+          <w:sz w:val="21"/>
+        </w:rPr>
+        <w:t xml:space="preserve">· </w:t>
+      </w:r>
+      <w:r>
+        <w:rPr w:rFonts="맑은 고딕">
+          <w:rFonts w:ascii="맑은 고딕" w:hAnsi="맑은 고딕" w:eastAsia="맑은 고딕"/>
+          <w:b/>
+          <w:color w:val="1F2937"/>
+          <w:sz w:val="21"/>
+        </w:rPr>
+        <w:t xml:space="preserve">소장 가치: </w:t>
+      </w:r>
+      <w:r>
+        <w:rPr w:rFonts="맑은 고딕">
+          <w:rFonts w:ascii="맑은 고딕" w:hAnsi="맑은 고딕" w:eastAsia="맑은 고딕"/>
+          <w:b w:val="0"/>
+          <w:sz w:val="21"/>
+        </w:rPr>
+        <w:t>산레모 가요제의 황금기 트랙들을 오리지널 아날로그 마스터의 호흡으로 단 한 장의 LP에 집대성했다는 점에서 탁월한 소장 가치를 지닙니다. 오늘날 스트리밍 플랫폼에서 쉽게 찾아보기 힘든 희소성 높은 음원들과 클래식한 바이닐 재킷 디자인은 아날로그 컬렉터들의 LP 랙에서 단연 돋보이는 보석이 될 것입니다.</w:t>
+      </w:r>
+    </w:p>
+    <w:p>
+      <w:pPr>
+        <w:spacing w:line="324" w:lineRule="auto" w:after="120" w:before="160"/>
+      </w:pPr>
+      <w:r>
+        <w:rPr w:rFonts="맑은 고딕">
+          <w:rFonts w:ascii="맑은 고딕" w:hAnsi="맑은 고딕" w:eastAsia="맑은 고딕"/>
+          <w:b/>
+          <w:color w:val="4338CA"/>
+          <w:sz w:val="21"/>
+        </w:rPr>
+        <w:t>이 음반을 통해 지중해의 푸른 바람과 황금빛 선율이 전해주는 감동을 다시 한번 경험해 보시는 것은 어떨까요?</w:t>
       </w:r>
     </w:p>
     <w:sectPr>
       <w:pgSz w:w="12240" w:h="15840"/>
-      <w:pgMar w:top="1440" w:right="1440" w:bottom="1440" w:left="1440" w:header="720" w:footer="720" w:gutter="0"/>
+      <w:pgMar w:top="1152" w:right="1296" w:bottom="1152" w:left="1296" w:header="720" w:footer="720" w:gutter="0"/>
       <w:cols w:space="720"/>
       <w:docGrid w:linePitch="360"/>
     </w:sectPr>

--- a/word_reports/LP_0025_위치_326_Various Artists_The Bast .docx
+++ b/word_reports/LP_0025_위치_326_Various Artists_The Bast .docx
@@ -32,7 +32,7 @@
     </w:p>
     <w:p>
       <w:pPr>
-        <w:spacing w:line="324" w:lineRule="auto" w:before="80" w:after="160"/>
+        <w:spacing w:line="324" w:lineRule="auto" w:before="80" w:after="120"/>
       </w:pPr>
       <w:r>
         <w:rPr w:rFonts="맑은 고딕">
@@ -42,13 +42,6 @@
           <w:sz w:val="22"/>
         </w:rPr>
         <w:t xml:space="preserve">[음반 소개] </w:t>
-      </w:r>
-      <w:r>
-        <w:rPr w:rFonts="맑은 고딕">
-          <w:rFonts w:ascii="맑은 고딕" w:hAnsi="맑은 고딕" w:eastAsia="맑은 고딕"/>
-          <w:b w:val="0"/>
-          <w:sz w:val="21"/>
-        </w:rPr>
       </w:r>
     </w:p>
     <w:p>
@@ -61,7 +54,33 @@
           <w:b w:val="0"/>
           <w:sz w:val="21"/>
         </w:rPr>
-        <w:t>지중해의 눈부신 태양과 낭만적인 파도 소리가 아로새겨진 이탈리아 칸초네의 황금기를 단 한 장의 바이닐로 압축한 명품 컴필레이션 음반입니다. 1960년대와 70년대를 풍미하며 전 세계인의 가슴을 적셨던 애틋한 멜로디와 이탈리아 특유의 폭발적이면서도 감미로운 보컬 미학이 유려하게 펼쳐집니다. 언어의 장벽을 뛰어넘어 인간 본연의 고독과 열정을 노래하는 거장들의 숨결은 세월이 흘러도 변치 않는 낭만의 정수를 선사합니다. 시대의 노스탤지어를 품은 이 음반은 아날로그 턴테이블 위에서 비로소 그 찬란한 황금빛 감동의 실체를 오롯이 드러냅니다.</w:t>
+        <w:t>지중해의 눈부신 태양과 아드리아해의 서정적인 물결을 머금은 이탈리아의 노래, '칸초네(Canzone)'는 20세기 중후반 전 세계 대중음악사에 가장 낭만적이고 찬란한 궤적을 남긴 예술 양식입니다. 1951년 시작된 산레모 가요제(Festival di Sanremo)를 기폭제로 만개한 칸초네 열풍은 영미권 팝 음악의 거센 조류 속에서도 결코 바래지 않는 독자적인 음악적 영토를 구축했습니다. 본 작 『The Bast of Golden Canzone』는 그 찬란했던 칸초네 황금기의 정수를 한 장의 바이닐에 오롯이 담아낸 귀중한 옴니버스 명반으로, 당대 유럽과 한국을 비롯한 전 세계 음악 애호가들의 가슴을 격정으로 물들였던 불멸의 멜로디들을 집대성하고 있습니다.</w:t>
+      </w:r>
+    </w:p>
+    <w:p>
+      <w:pPr>
+        <w:spacing w:line="324" w:lineRule="auto" w:after="120"/>
+      </w:pPr>
+      <w:r>
+        <w:rPr w:rFonts="맑은 고딕">
+          <w:rFonts w:ascii="맑은 고딕" w:hAnsi="맑은 고딕" w:eastAsia="맑은 고딕"/>
+          <w:b w:val="0"/>
+          <w:sz w:val="21"/>
+        </w:rPr>
+        <w:t>이 앨범이 지닌 음악사적 가치는 전통적인 벨칸토(Bel Canto) 창법의 유려한 호흡과 웅장한 오케스트레이션, 그리고 현대적인 팝 멜로디의 완벽한 결합에 있습니다. 이탈리아 가곡의 유구한 전통에서 기인한 극적인 서사 구조와 특유의 멜로드라마적 비애미는 단순한 유행가를 넘어 한 편의 시이자 오페라 아리아와 같은 고결한 품격을 획득합니다. 당대의 거장들이 토해내는 거친 숨결과 가슴 시린 절규, 그리고 속삭이듯 읊조리는 서정적인 보컬은 인간 본연의 사랑과 이별, 고독이라는 원초적 감정을 가장 순수한 형태로 승화시키며 전 세계 청자들의 심금을 울렸습니다.</w:t>
+      </w:r>
+    </w:p>
+    <w:p>
+      <w:pPr>
+        <w:spacing w:line="324" w:lineRule="auto" w:after="120"/>
+      </w:pPr>
+      <w:r>
+        <w:rPr w:rFonts="맑은 고딕">
+          <w:rFonts w:ascii="맑은 고딕" w:hAnsi="맑은 고딕" w:eastAsia="맑은 고딕"/>
+          <w:b w:val="0"/>
+          <w:sz w:val="21"/>
+        </w:rPr>
+        <w:t>특히 1970년대와 80년대 한국의 음악다방과 심야 라디오 프로그램에서 칸초네는 지식인과 청춘들에게 지고지순한 문학적 위안이자 낭만의 상징이었습니다. 번안 가요로도 수없이 재해석되며 한국인의 정서 속에 흐르는 '한(恨)'의 정서와도 절묘하게 공명했던 이 곡들은, 세월이 반세기를 훌쩍 넘긴 지금까지도 특유의 애상과 온기를 고스란히 간직하고 있습니다. 턴테이블의 바늘이 소릿골에 닿는 순간 피어오르는 지중해의 바람은 각박한 현대인들의 메마른 영혼에 아날로그 시대의 숭고한 낭만을 다시금 일깨워줍니다.</w:t>
       </w:r>
     </w:p>
     <w:p>
@@ -168,7 +187,7 @@
           <w:b w:val="0"/>
           <w:sz w:val="21"/>
         </w:rPr>
-        <w:t>1960~70년대 산레모 가요제(Festival di Sanremo)를 중심으로 전성기를 구가했던 이탈리아 명곡들을 엄선하여 1970~80년대 한국 및 글로벌 팝 시장 애호가들을 위해 기획·발매된 정통 칸초네 옴니버스 앨범입니다.</w:t>
+        <w:t>1960~70년대 이탈리아 산레모 가요제를 중심으로 전 세계를 매료시켰던 칸초네의 황금기 명곡들을 엄선하여 발매한 컴필레이션 LP입니다. 당대 한국 음반 시장에서 정통 유럽 팝의 정수를 소개하고자 기획된 역사적 라이선스/기획 음반의 가치를 지닙니다.</w:t>
       </w:r>
     </w:p>
     <w:p>
@@ -199,7 +218,7 @@
           <w:b w:val="0"/>
           <w:sz w:val="21"/>
         </w:rPr>
-        <w:t>발매 당시 국내 음악 감상실과 라디오 심야 음악 프로그램을 중심으로 선풍적인 인기를 끌었으며, 감성적인 칸초네를 사랑하던 국내 팝 애호가들의 필청 음반으로 자리 잡으며 꾸준한 스테디셀러를 기록했습니다.</w:t>
+        <w:t>발매 당시 국내 다운타운 음악다방과 감상실, 라디오 애청자들 사이에서 전폭적인 지지를 받으며 장기적인 스테디셀러를 기록했고, 감수성 짙은 음악 애호가들의 필청반으로 확고히 자리매김했습니다.</w:t>
       </w:r>
     </w:p>
     <w:p>
@@ -230,7 +249,7 @@
           <w:b w:val="0"/>
           <w:sz w:val="21"/>
         </w:rPr>
-        <w:t>앨범에 수록된 개별 곡 다수가 세계 최고 권위의 칸초네 축제인 산레모 가요제 그랑프리 및 입상 경력을 자랑하며, 세계 유수의 음악 차트를 석권했던 불후의 명작들로 공인받고 있습니다.</w:t>
+        <w:t>이탈리아 산레모 가요제 대상(Grand Prix) 및 상위 입상작, 유럽 페스티벌을 빛낸 세계적 공인 명곡들이 대거 수록되어 예술성과 대중성을 동시에 인정받았습니다.</w:t>
       </w:r>
     </w:p>
     <w:p>
@@ -275,7 +294,7 @@
           <w:b w:val="0"/>
           <w:sz w:val="21"/>
         </w:rPr>
-        <w:t>이탈리아 (Italy)</w:t>
+        <w:t>이탈리아 (Italy) 외</w:t>
       </w:r>
     </w:p>
     <w:p>
@@ -306,7 +325,7 @@
           <w:b w:val="0"/>
           <w:sz w:val="21"/>
         </w:rPr>
-        <w:t>1960년대 ~ 1970년대 전성기 활동 (음반 수록 아티스트 연합)</w:t>
+        <w:t>1960년대~1970년대 (주요 활동 시기)</w:t>
       </w:r>
     </w:p>
     <w:p>
@@ -337,7 +356,7 @@
           <w:b w:val="0"/>
           <w:sz w:val="21"/>
         </w:rPr>
-        <w:t>옴니버스 컴필레이션 (Various Artists)</w:t>
+        <w:t>옴니버스 (Various Artists - 솔로 및 보컬 그룹 연합)</w:t>
       </w:r>
     </w:p>
     <w:p>
@@ -368,7 +387,7 @@
           <w:b w:val="0"/>
           <w:sz w:val="21"/>
         </w:rPr>
-        <w:t>질리오라 칭케티(Gigliola Cinquetti), 보비 솔로(Bobby Solo), 밀바(Milva) 등 이탈리아 칸초네의 르네상스를 이끌었던 전설적인 보컬리스트들이 한자리에 모였습니다. 이들은 벨칸토 창법의 유려함과 대중음악의 서정성을 완벽하게 결합하여 현대 팝 발라드의 기틀을 다졌으며, 독보적인 가창력과 예술성으로 세계 팝 역사에 굵직한 족적을 남겼습니다.</w:t>
+        <w:t>질리오라 칭케티(Gigliola Cinquetti), 바비 솔로(Bobby Solo), 밀바(Milva), 페피노 갈리아르디(Peppino Gagliardi) 등 이탈리아 대중음악 르네상스를 이끈 당대 최고의 보컬리스트들이 참여하였습니다. 이들은 클래식 성악에 뿌리를 둔 탄탄한 발성과 드라마틱한 표현력으로 대중음악을 순수 예술의 경지로 끌어올린 불세출의 거장들입니다.</w:t>
       </w:r>
     </w:p>
     <w:p>
@@ -413,7 +432,7 @@
           <w:b w:val="0"/>
           <w:sz w:val="21"/>
         </w:rPr>
-        <w:t>영미권 팝 음악이 주류를 이루던 세계 대중음악사에서 라틴 문화권 특유의 낭만과 극적인 멜로디 라인으로 독자적인 예술 영역을 구축했던 유로피언 팝의 정점을 기록한 앨범입니다. 한 곡 한 곡이 완벽한 기승전결과 오케스트레이션을 품고 있어, 칸초네라는 장르가 지닌 음악적 완성도를 조망할 수 있는 중요한 사료적 가치를 지닙니다.</w:t>
+        <w:t>영미권 록과 팝 음악의 범람 속에서 지중해 특유의 라틴 서정주의와 웅장한 관현악 편곡을 앞세워 독창적인 미학을 완성한 칸초네 명작들의 역사적 파노라마입니다.</w:t>
       </w:r>
     </w:p>
     <w:p>
@@ -444,7 +463,7 @@
           <w:b w:val="0"/>
           <w:sz w:val="21"/>
         </w:rPr>
-        <w:t>1970~80년대 갈색 원목 턴테이블과 음악다방의 DJ 부스에서 청춘을 보낸 세대들에게 칸초네는 순수했던 첫사랑의 설렘이자 아련한 그리움의 상징이었습니다. 번안 가요로도 널리 불리며 당대 한국 청년 문화의 감수성을 지배했던 이 곡들은, 음반에 깃든 미세한 스크래치 잡음조차 그 시절의 낭만적 풍경으로 치환시키는 짙은 시대의 향수를 머금고 있습니다.</w:t>
+        <w:t>암울하고 억압적이었던 1970~80년대 한국 사회에서 청년들에게 음악다방의 묵직한 공기와 함께 낭만적 도피처와 순수한 정서적 해방감을 선사했던 시대의 청각적 유산입니다.</w:t>
       </w:r>
     </w:p>
     <w:p>
@@ -489,7 +508,7 @@
           <w:b w:val="0"/>
           <w:sz w:val="21"/>
         </w:rPr>
-        <w:t>질리오라 칭케티의 맑고 청아한 음색이 빛나는 'Non Ho L'Età(나이도 어린데)', 보비 솔로의 감미로운 저음이 심금을 울리는 'Una Lacrima Sul Viso(뺨에 흐르는 눈물)', 칸초네의 여왕 밀바의 드라마틱하고 비장미 넘치는 명곡들이 포진해 있어 지중해풍 멜로드라마의 진수를 만끽할 수 있습니다.</w:t>
+        <w:t>소녀의 수줍은 고백 속에 깊은 비애를 담은 질리오라 칭케티의 대표곡이나, 굵은 바리톤 음색으로 가슴을 파고드는 바비 솔로의 명곡 등 수록곡 전반에 걸쳐 유려한 현악 오케스트레이션과 폭발적인 감정의 고조가 극적인 서사를 형성합니다.</w:t>
       </w:r>
     </w:p>
     <w:p>
@@ -520,7 +539,7 @@
           <w:b w:val="0"/>
           <w:sz w:val="21"/>
         </w:rPr>
-        <w:t>풍성한 현악 오케스트레이션과 보컬의 비브라토가 돋보이는 음반인 만큼, 중음역이 따뜻하고 밀도 높게 표현되는 진공관 앰프와 다이내믹 레인지가 넓은 빈티지 스피커의 매칭을 권합니다. LP 특유의 그루브를 긁는 바늘 끝에서 피어오르는 보컬의 질감은 디지털 음원에서는 결코 흉내 낼 수 없는 깊은 공간감과 온기를 전해줍니다.</w:t>
+        <w:t>질감 있는 중음역대의 따뜻함을 극대화해 주는 진공관 앰프와 다이내믹한 풀레인지 스피커의 매칭을 권합니다. 아날로그 바이닐 특유의 소릿골 잡음 너머로 울려 퍼지는 오케스트라의 풍성한 잔향과 가수의 애절한 비브라토가 한 공간에 머무는 듯한 생생한 현장감을 선사합니다.</w:t>
       </w:r>
     </w:p>
     <w:p>
@@ -551,7 +570,7 @@
           <w:b w:val="0"/>
           <w:sz w:val="21"/>
         </w:rPr>
-        <w:t>산레모 가요제의 황금기 트랙들을 오리지널 아날로그 마스터의 호흡으로 단 한 장의 LP에 집대성했다는 점에서 탁월한 소장 가치를 지닙니다. 오늘날 스트리밍 플랫폼에서 쉽게 찾아보기 힘든 희소성 높은 음원들과 클래식한 바이닐 재킷 디자인은 아날로그 컬렉터들의 LP 랙에서 단연 돋보이는 보석이 될 것입니다.</w:t>
+        <w:t>디지털 리마스터링 음원에서는 결코 체감할 수 없는 1970년대 오리지널 아날로그 사운드의 온기와 칸초네 황금기의 찬란했던 예술혼을 고스란히 소유할 수 있는 컬렉터스 아이템입니다.</w:t>
       </w:r>
     </w:p>
     <w:p>
@@ -565,7 +584,7 @@
           <w:color w:val="4338CA"/>
           <w:sz w:val="21"/>
         </w:rPr>
-        <w:t>이 음반을 통해 지중해의 푸른 바람과 황금빛 선율이 전해주는 감동을 다시 한번 경험해 보시는 것은 어떨까요?</w:t>
+        <w:t>이 음반을 통해 지중해의 붉은 노을처럼 타오르던 칸초네의 찬란한 서정과 아날로그 바이닐이 전해주는 감동을 다시 한번 경험해 보시는 것은 어떨까요?</w:t>
       </w:r>
     </w:p>
     <w:sectPr>
